--- a/zht/docx/049.content.docx
+++ b/zht/docx/049.content.docx
@@ -213,7 +213,6 @@
       </w:r>
       <w:r>
         <w:rPr>
-          <w:b/>
           <w:lang w:val="zh_TW" w:bidi="zh_TW"/>
         </w:rPr>
         <w:t>以色列人</w:t>
@@ -251,18 +250,13 @@
         </w:rPr>
         <w:t>聖經中神還有其它的名字，比如「至高的神」或「天軍的神」，但當人們聽到神的這個名字時，他們尤其會想起神在摩西時代與以色列人所立的</w:t>
       </w:r>
-      <w:hyperlink r:id="rId13">
-        <w:r>
-          <w:rPr>
-            <w:lang w:val="zh_TW" w:bidi="zh_TW"/>
-          </w:rPr>
-          <w:rPr>
-            <w:color w:val="0000EE"/>
-            <w:u w:val="single"/>
-          </w:rPr>
-          <w:t>約</w:t>
-        </w:r>
-      </w:hyperlink>
+      <w:r>
+        <w:rPr>
+          <w:b/>
+          <w:lang w:val="zh_TW" w:bidi="zh_TW"/>
+        </w:rPr>
+        <w:t>約</w:t>
+      </w:r>
       <w:r>
         <w:rPr>
           <w:lang w:val="zh_TW" w:bidi="zh_TW"/>
@@ -290,36 +284,26 @@
         </w:rPr>
         <w:t>在說出神的這個名字時會非常小心。 神是</w:t>
       </w:r>
-      <w:hyperlink r:id="rId14">
-        <w:r>
-          <w:rPr>
-            <w:lang w:val="zh_TW" w:bidi="zh_TW"/>
-          </w:rPr>
-          <w:rPr>
-            <w:color w:val="0000EE"/>
-            <w:u w:val="single"/>
-          </w:rPr>
-          <w:t>聖潔</w:t>
-        </w:r>
-      </w:hyperlink>
+      <w:r>
+        <w:rPr>
+          <w:b/>
+          <w:lang w:val="zh_TW" w:bidi="zh_TW"/>
+        </w:rPr>
+        <w:t>聖潔</w:t>
+      </w:r>
       <w:r>
         <w:rPr>
           <w:lang w:val="zh_TW" w:bidi="zh_TW"/>
         </w:rPr>
         <w:t>的，因此，祂的名字也是聖潔的。 他們不想因隨便使用神的名字而得罪神。 隨着時間的推移，猶太人越來越少使用神的名字，因為他們害怕冒犯神。 因此，當猶太人讀他們的聖經時，也就是我們現在稱之為舊約的聖經，他們不會說出雅巍這個詞。 相反，他們每次看到雅巍這個詞時，就會說另一個詞，那個詞的意思是主人或</w:t>
       </w:r>
-      <w:hyperlink r:id="rId15">
-        <w:r>
-          <w:rPr>
-            <w:lang w:val="zh_TW" w:bidi="zh_TW"/>
-          </w:rPr>
-          <w:rPr>
-            <w:color w:val="0000EE"/>
-            <w:u w:val="single"/>
-          </w:rPr>
-          <w:t>主</w:t>
-        </w:r>
-      </w:hyperlink>
+      <w:r>
+        <w:rPr>
+          <w:b/>
+          <w:lang w:val="zh_TW" w:bidi="zh_TW"/>
+        </w:rPr>
+        <w:t>主</w:t>
+      </w:r>
       <w:r>
         <w:rPr>
           <w:lang w:val="zh_TW" w:bidi="zh_TW"/>
@@ -440,7 +424,6 @@
       </w:r>
       <w:r>
         <w:rPr>
-          <w:b/>
           <w:lang w:val="zh_TW" w:bidi="zh_TW"/>
         </w:rPr>
         <w:t>以色列人</w:t>
@@ -478,36 +461,25 @@
         </w:rPr>
         <w:t>亞伯拉罕生活在耶穌出生前大約兩千年。 祂最初住在一個名叫吾珥的地區，在</w:t>
       </w:r>
-      <w:hyperlink r:id="rId16">
-        <w:r>
-          <w:rPr>
-            <w:lang w:val="zh_TW" w:bidi="zh_TW"/>
-          </w:rPr>
-          <w:rPr>
-            <w:color w:val="0000EE"/>
-            <w:u w:val="single"/>
-          </w:rPr>
-          <w:t>以色列</w:t>
-        </w:r>
-      </w:hyperlink>
+      <w:r>
+        <w:rPr>
+          <w:b/>
+          <w:lang w:val="zh_TW" w:bidi="zh_TW"/>
+        </w:rPr>
+        <w:t>以色列</w:t>
+      </w:r>
       <w:r>
         <w:rPr>
           <w:lang w:val="zh_TW" w:bidi="zh_TW"/>
         </w:rPr>
         <w:t xml:space="preserve">東邊的某個地方。 </w:t>
       </w:r>
-      <w:hyperlink r:id="rId17">
-        <w:r>
-          <w:rPr>
-            <w:lang w:val="zh_TW" w:bidi="zh_TW"/>
-          </w:rPr>
-          <w:rPr>
-            <w:color w:val="0000EE"/>
-            <w:u w:val="single"/>
-          </w:rPr>
-          <w:t>亞伯拉罕</w:t>
-        </w:r>
-      </w:hyperlink>
+      <w:r>
+        <w:rPr>
+          <w:lang w:val="zh_TW" w:bidi="zh_TW"/>
+        </w:rPr>
+        <w:t>亞伯拉罕</w:t>
+      </w:r>
       <w:r>
         <w:rPr>
           <w:lang w:val="zh_TW" w:bidi="zh_TW"/>
@@ -516,14 +488,12 @@
       </w:r>
       <w:r>
         <w:rPr>
-          <w:b/>
           <w:lang w:val="zh_TW" w:bidi="zh_TW"/>
         </w:rPr>
         <w:t>敬拜</w:t>
       </w:r>
       <w:r>
         <w:rPr>
-          <w:b/>
           <w:lang w:val="zh_TW" w:bidi="zh_TW"/>
         </w:rPr>
         <w:t>偶像</w:t>
@@ -548,36 +518,26 @@
         </w:rPr>
         <w:t>當亞伯拉罕75歲時，神與他説話。 神告訴他要離開他的家鄉，前往一個神要指示他的地方。 神説，祂會</w:t>
       </w:r>
-      <w:hyperlink r:id="rId18">
-        <w:r>
-          <w:rPr>
-            <w:lang w:val="zh_TW" w:bidi="zh_TW"/>
-          </w:rPr>
-          <w:rPr>
-            <w:color w:val="0000EE"/>
-            <w:u w:val="single"/>
-          </w:rPr>
-          <w:t>祝福</w:t>
-        </w:r>
-      </w:hyperlink>
+      <w:r>
+        <w:rPr>
+          <w:b/>
+          <w:lang w:val="zh_TW" w:bidi="zh_TW"/>
+        </w:rPr>
+        <w:t>祝福</w:t>
+      </w:r>
       <w:r>
         <w:rPr>
           <w:lang w:val="zh_TW" w:bidi="zh_TW"/>
         </w:rPr>
         <w:t>亞伯拉罕，祂會使他成為一個大</w:t>
       </w:r>
-      <w:hyperlink r:id="rId19">
-        <w:r>
-          <w:rPr>
-            <w:lang w:val="zh_TW" w:bidi="zh_TW"/>
-          </w:rPr>
-          <w:rPr>
-            <w:color w:val="0000EE"/>
-            <w:u w:val="single"/>
-          </w:rPr>
-          <w:t>國</w:t>
-        </w:r>
-      </w:hyperlink>
+      <w:r>
+        <w:rPr>
+          <w:b/>
+          <w:lang w:val="zh_TW" w:bidi="zh_TW"/>
+        </w:rPr>
+        <w:t>國</w:t>
+      </w:r>
       <w:r>
         <w:rPr>
           <w:lang w:val="zh_TW" w:bidi="zh_TW"/>
@@ -586,7 +546,6 @@
       </w:r>
       <w:r>
         <w:rPr>
-          <w:b/>
           <w:lang w:val="zh_TW" w:bidi="zh_TW"/>
         </w:rPr>
         <w:t>後裔</w:t>
